--- a/n系統報表產生/N系小包報表輸出系統_操作手冊.docx
+++ b/n系統報表產生/N系小包報表輸出系統_操作手冊.docx
@@ -2,7 +2,6 @@
 <file path=word/document.xml><?xml version="1.0" encoding="utf-8"?>
 <w:document xmlns:wpc="http://schemas.microsoft.com/office/word/2010/wordprocessingCanvas" xmlns:mo="http://schemas.microsoft.com/office/mac/office/2008/main" xmlns:mc="http://schemas.openxmlformats.org/markup-compatibility/2006" xmlns:mv="urn:schemas-microsoft-com:mac:vml" xmlns:o="urn:schemas-microsoft-com:office:office" xmlns:r="http://schemas.openxmlformats.org/officeDocument/2006/relationships" xmlns:m="http://schemas.openxmlformats.org/officeDocument/2006/math" xmlns:v="urn:schemas-microsoft-com:vml" xmlns:wp14="http://schemas.microsoft.com/office/word/2010/wordprocessingDrawing" xmlns:wp="http://schemas.openxmlformats.org/drawingml/2006/wordprocessingDrawing" xmlns:w10="urn:schemas-microsoft-com:office:word" xmlns:w="http://schemas.openxmlformats.org/wordprocessingml/2006/main" xmlns:w14="http://schemas.microsoft.com/office/word/2010/wordml" xmlns:wpg="http://schemas.microsoft.com/office/word/2010/wordprocessingGroup" xmlns:wpi="http://schemas.microsoft.com/office/word/2010/wordprocessingInk" xmlns:wne="http://schemas.microsoft.com/office/word/2006/wordml" xmlns:wps="http://schemas.microsoft.com/office/word/2010/wordprocessingShape" mc:Ignorable="w14 wp14">
   <w:body>
-    <w:p/>
     <w:p/>
     <w:p>
       <w:pPr>
@@ -75,11 +74,6 @@
           <w:sz w:val="24"/>
         </w:rPr>
         <w:t>勝一化工股份有限公司</w:t>
-      </w:r>
-    </w:p>
-    <w:p>
-      <w:r>
-        <w:br w:type="page"/>
       </w:r>
     </w:p>
     <w:p>
@@ -470,11 +464,6 @@
     </w:tbl>
     <w:p/>
     <w:p>
-      <w:r>
-        <w:br w:type="page"/>
-      </w:r>
-    </w:p>
-    <w:p>
       <w:pPr>
         <w:pStyle w:val="Heading1"/>
       </w:pPr>
@@ -580,11 +569,6 @@
       </w:tr>
     </w:tbl>
     <w:p/>
-    <w:p>
-      <w:r>
-        <w:br w:type="page"/>
-      </w:r>
-    </w:p>
     <w:p>
       <w:pPr>
         <w:pStyle w:val="Heading1"/>
@@ -831,7 +815,7 @@
       <w:r>
         <w:drawing>
           <wp:inline xmlns:a="http://schemas.openxmlformats.org/drawingml/2006/main" xmlns:pic="http://schemas.openxmlformats.org/drawingml/2006/picture">
-            <wp:extent cx="5669280" cy="3906488"/>
+            <wp:extent cx="4937760" cy="3402425"/>
             <wp:docPr id="1" name="Picture 1"/>
             <wp:cNvGraphicFramePr>
               <a:graphicFrameLocks noChangeAspect="1"/>
@@ -852,7 +836,7 @@
                   <pic:spPr>
                     <a:xfrm>
                       <a:off x="0" y="0"/>
-                      <a:ext cx="5669280" cy="3906488"/>
+                      <a:ext cx="4937760" cy="3402425"/>
                     </a:xfrm>
                     <a:prstGeom prst="rect"/>
                   </pic:spPr>
@@ -869,11 +853,6 @@
       </w:pPr>
       <w:r>
         <w:t>圖 1　主介面操作區總覽（紅框與編號標示操作重點；使用合成資料）</w:t>
-      </w:r>
-    </w:p>
-    <w:p>
-      <w:r>
-        <w:br w:type="page"/>
       </w:r>
     </w:p>
     <w:p>
@@ -962,7 +941,7 @@
           <w:rFonts w:ascii="Microsoft JhengHei" w:hAnsi="Microsoft JhengHei" w:eastAsia="Microsoft JhengHei"/>
           <w:sz w:val="22"/>
         </w:rPr>
-        <w:t>在匯入視窗確認日期範圍、筆數與預覽資料；預設優先顯示今天至後天，可改選指定日期或全部日期</w:t>
+        <w:t>使用日期快速篩選按鈕，或在「指定區間」輸入起始日與結束日；日期條件依出貨日期查詢</w:t>
       </w:r>
     </w:p>
     <w:p>
@@ -983,23 +962,82 @@
           <w:rFonts w:ascii="Microsoft JhengHei" w:hAnsi="Microsoft JhengHei" w:eastAsia="Microsoft JhengHei"/>
           <w:sz w:val="22"/>
         </w:rPr>
-        <w:t>確認匯入後，檢查批號、數量、地點、出貨日等欄位，勾選本次要產生的資料列</w:t>
-      </w:r>
-    </w:p>
-    <w:p>
-      <w:r>
-        <w:br w:type="page"/>
+        <w:t>查多日：填入起始日與結束日，例如 2026/10/06 ～ 2026/10/10，再按「查詢」；查詢含起訖兩日</w:t>
       </w:r>
     </w:p>
     <w:p>
       <w:pPr>
-        <w:spacing w:after="60"/>
+        <w:ind w:left="283"/>
+      </w:pPr>
+      <w:r>
+        <w:rPr>
+          <w:rFonts w:ascii="Microsoft JhengHei" w:hAnsi="Microsoft JhengHei" w:eastAsia="Microsoft JhengHei"/>
+          <w:b/>
+          <w:color w:val="1976D2"/>
+          <w:sz w:val="22"/>
+        </w:rPr>
+        <w:t>步驟 5：</w:t>
+      </w:r>
+      <w:r>
+        <w:rPr>
+          <w:rFonts w:ascii="Microsoft JhengHei" w:hAnsi="Microsoft JhengHei" w:eastAsia="Microsoft JhengHei"/>
+          <w:sz w:val="22"/>
+        </w:rPr>
+        <w:t>查單日：只填起始日，例如 2026/10/06，結束日保持空白，再按「查詢」</w:t>
+      </w:r>
+    </w:p>
+    <w:p>
+      <w:pPr>
+        <w:ind w:left="283"/>
+      </w:pPr>
+      <w:r>
+        <w:rPr>
+          <w:rFonts w:ascii="Microsoft JhengHei" w:hAnsi="Microsoft JhengHei" w:eastAsia="Microsoft JhengHei"/>
+          <w:b/>
+          <w:color w:val="1976D2"/>
+          <w:sz w:val="22"/>
+        </w:rPr>
+        <w:t>步驟 6：</w:t>
+      </w:r>
+      <w:r>
+        <w:rPr>
+          <w:rFonts w:ascii="Microsoft JhengHei" w:hAnsi="Microsoft JhengHei" w:eastAsia="Microsoft JhengHei"/>
+          <w:sz w:val="22"/>
+        </w:rPr>
+        <w:t>兩個日期欄位旁的日曆按鈕可用滑鼠選日期；也可直接輸入日期</w:t>
+      </w:r>
+    </w:p>
+    <w:p>
+      <w:pPr>
+        <w:ind w:left="283"/>
+      </w:pPr>
+      <w:r>
+        <w:rPr>
+          <w:rFonts w:ascii="Microsoft JhengHei" w:hAnsi="Microsoft JhengHei" w:eastAsia="Microsoft JhengHei"/>
+          <w:b/>
+          <w:color w:val="1976D2"/>
+          <w:sz w:val="22"/>
+        </w:rPr>
+        <w:t>步驟 7：</w:t>
+      </w:r>
+      <w:r>
+        <w:rPr>
+          <w:rFonts w:ascii="Microsoft JhengHei" w:hAnsi="Microsoft JhengHei" w:eastAsia="Microsoft JhengHei"/>
+          <w:sz w:val="22"/>
+        </w:rPr>
+        <w:t>設定顯示筆數並核對預覽；勾選本次要匯入的資料列，確認後檢查批號、數量、地點及出貨日／到貨日</w:t>
+      </w:r>
+    </w:p>
+    <w:p>
+      <w:pPr>
+        <w:keepNext/>
+        <w:spacing w:after="40"/>
         <w:jc w:val="center"/>
       </w:pPr>
       <w:r>
         <w:drawing>
           <wp:inline xmlns:a="http://schemas.openxmlformats.org/drawingml/2006/main" xmlns:pic="http://schemas.openxmlformats.org/drawingml/2006/picture">
-            <wp:extent cx="5623560" cy="3874984"/>
+            <wp:extent cx="4754880" cy="3276410"/>
             <wp:docPr id="2" name="Picture 2"/>
             <wp:cNvGraphicFramePr>
               <a:graphicFrameLocks noChangeAspect="1"/>
@@ -1020,7 +1058,7 @@
                   <pic:spPr>
                     <a:xfrm>
                       <a:off x="0" y="0"/>
-                      <a:ext cx="5623560" cy="3874984"/>
+                      <a:ext cx="4754880" cy="3276410"/>
                     </a:xfrm>
                     <a:prstGeom prst="rect"/>
                   </pic:spPr>
@@ -1042,12 +1080,62 @@
           <w:color w:val="000000"/>
           <w:sz w:val="18"/>
         </w:rPr>
-        <w:t>圖 2　排程匯入預覽：先確認日期範圍與資料，再按確認匯入</w:t>
+        <w:t>圖 2　區間查詢：起始日、結束日皆可用日曆選取；查詢結果依出貨日期篩選</w:t>
       </w:r>
     </w:p>
     <w:p>
+      <w:pPr>
+        <w:keepNext/>
+        <w:spacing w:after="40"/>
+        <w:jc w:val="center"/>
+      </w:pPr>
       <w:r>
-        <w:br w:type="page"/>
+        <w:drawing>
+          <wp:inline xmlns:a="http://schemas.openxmlformats.org/drawingml/2006/main" xmlns:pic="http://schemas.openxmlformats.org/drawingml/2006/picture">
+            <wp:extent cx="4754880" cy="3276410"/>
+            <wp:docPr id="3" name="Picture 3"/>
+            <wp:cNvGraphicFramePr>
+              <a:graphicFrameLocks noChangeAspect="1"/>
+            </wp:cNvGraphicFramePr>
+            <a:graphic>
+              <a:graphicData uri="http://schemas.openxmlformats.org/drawingml/2006/picture">
+                <pic:pic>
+                  <pic:nvPicPr>
+                    <pic:cNvPr id="0" name="07_單日查詢留白示範.png"/>
+                    <pic:cNvPicPr/>
+                  </pic:nvPicPr>
+                  <pic:blipFill>
+                    <a:blip r:embed="rId11"/>
+                    <a:stretch>
+                      <a:fillRect/>
+                    </a:stretch>
+                  </pic:blipFill>
+                  <pic:spPr>
+                    <a:xfrm>
+                      <a:off x="0" y="0"/>
+                      <a:ext cx="4754880" cy="3276410"/>
+                    </a:xfrm>
+                    <a:prstGeom prst="rect"/>
+                  </pic:spPr>
+                </pic:pic>
+              </a:graphicData>
+            </a:graphic>
+          </wp:inline>
+        </w:drawing>
+      </w:r>
+    </w:p>
+    <w:p>
+      <w:pPr>
+        <w:spacing w:after="0"/>
+        <w:jc w:val="center"/>
+      </w:pPr>
+      <w:r>
+        <w:rPr>
+          <w:rFonts w:ascii="Microsoft JhengHei" w:hAnsi="Microsoft JhengHei" w:eastAsia="Microsoft JhengHei"/>
+          <w:color w:val="000000"/>
+          <w:sz w:val="18"/>
+        </w:rPr>
+        <w:t>圖 3　單日查詢：填起始日、結束日留白，再按查詢</w:t>
       </w:r>
     </w:p>
     <w:p>
@@ -1643,20 +1731,16 @@
       </w:r>
     </w:p>
     <w:p>
-      <w:r>
-        <w:br w:type="page"/>
-      </w:r>
-    </w:p>
-    <w:p>
       <w:pPr>
-        <w:spacing w:after="60"/>
+        <w:keepNext/>
+        <w:spacing w:after="40"/>
         <w:jc w:val="center"/>
       </w:pPr>
       <w:r>
         <w:drawing>
           <wp:inline xmlns:a="http://schemas.openxmlformats.org/drawingml/2006/main" xmlns:pic="http://schemas.openxmlformats.org/drawingml/2006/picture">
-            <wp:extent cx="5623560" cy="3874984"/>
-            <wp:docPr id="3" name="Picture 3"/>
+            <wp:extent cx="4754880" cy="3276410"/>
+            <wp:docPr id="4" name="Picture 4"/>
             <wp:cNvGraphicFramePr>
               <a:graphicFrameLocks noChangeAspect="1"/>
             </wp:cNvGraphicFramePr>
@@ -1668,7 +1752,7 @@
                     <pic:cNvPicPr/>
                   </pic:nvPicPr>
                   <pic:blipFill>
-                    <a:blip r:embed="rId11"/>
+                    <a:blip r:embed="rId12"/>
                     <a:stretch>
                       <a:fillRect/>
                     </a:stretch>
@@ -1676,7 +1760,7 @@
                   <pic:spPr>
                     <a:xfrm>
                       <a:off x="0" y="0"/>
-                      <a:ext cx="5623560" cy="3874984"/>
+                      <a:ext cx="4754880" cy="3276410"/>
                     </a:xfrm>
                     <a:prstGeom prst="rect"/>
                   </pic:spPr>
@@ -1698,12 +1782,7 @@
           <w:color w:val="000000"/>
           <w:sz w:val="18"/>
         </w:rPr>
-        <w:t>圖 3　排程資料核對：紅框分別標示批號、地點代號及出貨/到貨日期</w:t>
-      </w:r>
-    </w:p>
-    <w:p>
-      <w:r>
-        <w:br w:type="page"/>
+        <w:t>圖 4　排程資料核對：紅框分別標示批號、地點代號及出貨/到貨日期</w:t>
       </w:r>
     </w:p>
     <w:p>
@@ -2360,11 +2439,6 @@
     </w:tbl>
     <w:p/>
     <w:p>
-      <w:r>
-        <w:br w:type="page"/>
-      </w:r>
-    </w:p>
-    <w:p>
       <w:pPr>
         <w:pStyle w:val="Heading1"/>
       </w:pPr>
@@ -2544,20 +2618,16 @@
     </w:tbl>
     <w:p/>
     <w:p>
-      <w:r>
-        <w:br w:type="page"/>
-      </w:r>
-    </w:p>
-    <w:p>
       <w:pPr>
-        <w:spacing w:after="60"/>
+        <w:keepNext/>
+        <w:spacing w:after="40"/>
         <w:jc w:val="center"/>
       </w:pPr>
       <w:r>
         <w:drawing>
           <wp:inline xmlns:a="http://schemas.openxmlformats.org/drawingml/2006/main" xmlns:pic="http://schemas.openxmlformats.org/drawingml/2006/picture">
-            <wp:extent cx="5623560" cy="3874984"/>
-            <wp:docPr id="4" name="Picture 4"/>
+            <wp:extent cx="4754880" cy="3276410"/>
+            <wp:docPr id="5" name="Picture 5"/>
             <wp:cNvGraphicFramePr>
               <a:graphicFrameLocks noChangeAspect="1"/>
             </wp:cNvGraphicFramePr>
@@ -2569,7 +2639,7 @@
                     <pic:cNvPicPr/>
                   </pic:nvPicPr>
                   <pic:blipFill>
-                    <a:blip r:embed="rId12"/>
+                    <a:blip r:embed="rId13"/>
                     <a:stretch>
                       <a:fillRect/>
                     </a:stretch>
@@ -2577,7 +2647,7 @@
                   <pic:spPr>
                     <a:xfrm>
                       <a:off x="0" y="0"/>
-                      <a:ext cx="5623560" cy="3874984"/>
+                      <a:ext cx="4754880" cy="3276410"/>
                     </a:xfrm>
                     <a:prstGeom prst="rect"/>
                   </pic:spPr>
@@ -2599,12 +2669,7 @@
           <w:color w:val="000000"/>
           <w:sz w:val="18"/>
         </w:rPr>
-        <w:t>圖 4　來源範本載入：依序選擇生產履歷與 COA 表單</w:t>
-      </w:r>
-    </w:p>
-    <w:p>
-      <w:r>
-        <w:br w:type="page"/>
+        <w:t>圖 5　來源範本載入：依序選擇生產履歷與 COA 表單</w:t>
       </w:r>
     </w:p>
     <w:p>
@@ -2931,11 +2996,6 @@
       </w:tr>
     </w:tbl>
     <w:p/>
-    <w:p>
-      <w:r>
-        <w:br w:type="page"/>
-      </w:r>
-    </w:p>
     <w:p>
       <w:pPr>
         <w:pStyle w:val="Heading1"/>
@@ -3654,11 +3714,6 @@
     </w:tbl>
     <w:p/>
     <w:p>
-      <w:r>
-        <w:br w:type="page"/>
-      </w:r>
-    </w:p>
-    <w:p>
       <w:pPr>
         <w:pStyle w:val="Heading1"/>
       </w:pPr>
@@ -3883,11 +3938,6 @@
     </w:tbl>
     <w:p/>
     <w:p>
-      <w:r>
-        <w:br w:type="page"/>
-      </w:r>
-    </w:p>
-    <w:p>
       <w:pPr>
         <w:pStyle w:val="Heading1"/>
       </w:pPr>
@@ -4086,20 +4136,16 @@
     </w:tbl>
     <w:p/>
     <w:p>
-      <w:r>
-        <w:br w:type="page"/>
-      </w:r>
-    </w:p>
-    <w:p>
       <w:pPr>
-        <w:spacing w:after="60"/>
+        <w:keepNext/>
+        <w:spacing w:after="40"/>
         <w:jc w:val="center"/>
       </w:pPr>
       <w:r>
         <w:drawing>
           <wp:inline xmlns:a="http://schemas.openxmlformats.org/drawingml/2006/main" xmlns:pic="http://schemas.openxmlformats.org/drawingml/2006/picture">
-            <wp:extent cx="5623560" cy="3874984"/>
-            <wp:docPr id="5" name="Picture 5"/>
+            <wp:extent cx="4754880" cy="3276410"/>
+            <wp:docPr id="6" name="Picture 6"/>
             <wp:cNvGraphicFramePr>
               <a:graphicFrameLocks noChangeAspect="1"/>
             </wp:cNvGraphicFramePr>
@@ -4111,7 +4157,7 @@
                     <pic:cNvPicPr/>
                   </pic:nvPicPr>
                   <pic:blipFill>
-                    <a:blip r:embed="rId13"/>
+                    <a:blip r:embed="rId14"/>
                     <a:stretch>
                       <a:fillRect/>
                     </a:stretch>
@@ -4119,7 +4165,7 @@
                   <pic:spPr>
                     <a:xfrm>
                       <a:off x="0" y="0"/>
-                      <a:ext cx="5623560" cy="3874984"/>
+                      <a:ext cx="4754880" cy="3276410"/>
                     </a:xfrm>
                     <a:prstGeom prst="rect"/>
                   </pic:spPr>
@@ -4141,24 +4187,20 @@
           <w:color w:val="000000"/>
           <w:sz w:val="18"/>
         </w:rPr>
-        <w:t>圖 5　批次產生前先選輸出模式，資料核對完成後再執行</w:t>
-      </w:r>
-    </w:p>
-    <w:p>
-      <w:r>
-        <w:br w:type="page"/>
+        <w:t>圖 6　批次產生前先選輸出模式，資料核對完成後再執行</w:t>
       </w:r>
     </w:p>
     <w:p>
       <w:pPr>
-        <w:spacing w:after="60"/>
+        <w:keepNext/>
+        <w:spacing w:after="40"/>
         <w:jc w:val="center"/>
       </w:pPr>
       <w:r>
         <w:drawing>
           <wp:inline xmlns:a="http://schemas.openxmlformats.org/drawingml/2006/main" xmlns:pic="http://schemas.openxmlformats.org/drawingml/2006/picture">
-            <wp:extent cx="5623560" cy="3874984"/>
-            <wp:docPr id="6" name="Picture 6"/>
+            <wp:extent cx="4754880" cy="3276410"/>
+            <wp:docPr id="7" name="Picture 7"/>
             <wp:cNvGraphicFramePr>
               <a:graphicFrameLocks noChangeAspect="1"/>
             </wp:cNvGraphicFramePr>
@@ -4170,7 +4212,7 @@
                     <pic:cNvPicPr/>
                   </pic:nvPicPr>
                   <pic:blipFill>
-                    <a:blip r:embed="rId14"/>
+                    <a:blip r:embed="rId15"/>
                     <a:stretch>
                       <a:fillRect/>
                     </a:stretch>
@@ -4178,7 +4220,7 @@
                   <pic:spPr>
                     <a:xfrm>
                       <a:off x="0" y="0"/>
-                      <a:ext cx="5623560" cy="3874984"/>
+                      <a:ext cx="4754880" cy="3276410"/>
                     </a:xfrm>
                     <a:prstGeom prst="rect"/>
                   </pic:spPr>
@@ -4200,12 +4242,7 @@
           <w:color w:val="000000"/>
           <w:sz w:val="18"/>
         </w:rPr>
-        <w:t>圖 6　完成後確認成功筆數與輸出路徑，並抽查檔案內容</w:t>
-      </w:r>
-    </w:p>
-    <w:p>
-      <w:r>
-        <w:br w:type="page"/>
+        <w:t>圖 7　完成後確認成功筆數與輸出路徑，並抽查檔案內容</w:t>
       </w:r>
     </w:p>
     <w:p>
@@ -4363,11 +4400,6 @@
           <w:sz w:val="20"/>
         </w:rPr>
         <w:t xml:space="preserve">        └── NSE DEMO COA DEMO000001 1007 15P5.csv</w:t>
-      </w:r>
-    </w:p>
-    <w:p>
-      <w:r>
-        <w:br w:type="page"/>
       </w:r>
     </w:p>
     <w:p>
@@ -4599,11 +4631,6 @@
       </w:r>
     </w:p>
     <w:p/>
-    <w:p>
-      <w:r>
-        <w:br w:type="page"/>
-      </w:r>
-    </w:p>
     <w:p>
       <w:pPr>
         <w:pStyle w:val="Heading1"/>
